--- a/tests/org.obeonetwork.m2doc.tests/resources/bookmark/invalidBookmarkNameMissingEndField/invalidBookmarkNameMissingEndField-expected-generation.docx
+++ b/tests/org.obeonetwork.m2doc.tests/resources/bookmark/invalidBookmarkNameMissingEndField/invalidBookmarkNameMissingEndField-expected-generation.docx
@@ -37,23 +37,23 @@
         <w:t>dangling reference for bookmark bookmark1</w:t>
       </w:r>
       <w:r/>
-      <w:r w:rsidR="1D97871568ABB3ED47BEE9A5C238BA84">
+      <w:r w:rsidR="228E75968421BD7F693A1E3D15EAB53D">
         <w:fldChar w:fldCharType="begin"/>
       </w:r>
-      <w:r w:rsidR="1D97871568ABB3ED47BEE9A5C238BA84">
+      <w:r w:rsidR="228E75968421BD7F693A1E3D15EAB53D">
         <w:instrText xml:space="preserve"> REF bookmark1 \h </w:instrText>
       </w:r>
-      <w:r w:rsidR="1D97871568ABB3ED47BEE9A5C238BA84">
+      <w:r w:rsidR="228E75968421BD7F693A1E3D15EAB53D">
         <w:fldChar w:fldCharType="separate"/>
       </w:r>
-      <w:r w:rsidR="1D97871568ABB3ED47BEE9A5C238BA84">
+      <w:r w:rsidR="228E75968421BD7F693A1E3D15EAB53D">
         <w:rPr>
           <w:noProof/>
           <w:b w:val="on"/>
         </w:rPr>
         <w:t>a reference to bookmark1</w:t>
       </w:r>
-      <w:r w:rsidR="1D97871568ABB3ED47BEE9A5C238BA84">
+      <w:r w:rsidR="228E75968421BD7F693A1E3D15EAB53D">
         <w:fldChar w:fldCharType="end"/>
       </w:r>
     </w:p>

--- a/tests/org.obeonetwork.m2doc.tests/resources/bookmark/invalidBookmarkNameMissingEndField/invalidBookmarkNameMissingEndField-expected-generation.docx
+++ b/tests/org.obeonetwork.m2doc.tests/resources/bookmark/invalidBookmarkNameMissingEndField/invalidBookmarkNameMissingEndField-expected-generation.docx
@@ -37,23 +37,23 @@
         <w:t>dangling reference for bookmark bookmark1</w:t>
       </w:r>
       <w:r/>
-      <w:r w:rsidR="1D97871568ABB3ED47BEE9A5C238BA84">
+      <w:r w:rsidR="558FE16DB1D2BF8D5006ABA28638D200">
         <w:fldChar w:fldCharType="begin"/>
       </w:r>
-      <w:r w:rsidR="1D97871568ABB3ED47BEE9A5C238BA84">
+      <w:r w:rsidR="558FE16DB1D2BF8D5006ABA28638D200">
         <w:instrText xml:space="preserve"> REF bookmark1 \h </w:instrText>
       </w:r>
-      <w:r w:rsidR="1D97871568ABB3ED47BEE9A5C238BA84">
+      <w:r w:rsidR="558FE16DB1D2BF8D5006ABA28638D200">
         <w:fldChar w:fldCharType="separate"/>
       </w:r>
-      <w:r w:rsidR="1D97871568ABB3ED47BEE9A5C238BA84">
+      <w:r w:rsidR="558FE16DB1D2BF8D5006ABA28638D200">
         <w:rPr>
           <w:noProof/>
           <w:b w:val="on"/>
         </w:rPr>
         <w:t>a reference to bookmark1</w:t>
       </w:r>
-      <w:r w:rsidR="1D97871568ABB3ED47BEE9A5C238BA84">
+      <w:r w:rsidR="558FE16DB1D2BF8D5006ABA28638D200">
         <w:fldChar w:fldCharType="end"/>
       </w:r>
     </w:p>
